--- a/22424715_PulseTriage/Testing_Report.docx
+++ b/22424715_PulseTriage/Testing_Report.docx
@@ -482,21 +482,21 @@
                 <w:b/>
                 <w:bCs/>
               </w:rPr>
-              <w:t xml:space="preserve">68</w:t>
-            </w:r>
-          </w:p>
-        </w:tc>
-      </w:tr>
-      <w:tr>
-        <w:tc>
-          <w:tcPr/>
-          <w:p>
-            <w:pPr>
-              <w:pStyle w:val="Compact"/>
-              <w:jc w:val="left"/>
-            </w:pPr>
-            <w:r>
-              <w:t xml:space="preserve">Automated test cases executed</w:t>
+              <w:t xml:space="preserve">72</w:t>
+            </w:r>
+          </w:p>
+        </w:tc>
+      </w:tr>
+      <w:tr>
+        <w:tc>
+          <w:tcPr/>
+          <w:p>
+            <w:pPr>
+              <w:pStyle w:val="Compact"/>
+              <w:jc w:val="left"/>
+            </w:pPr>
+            <w:r>
+              <w:t xml:space="preserve">Automated unit test cases executed</w:t>
             </w:r>
           </w:p>
         </w:tc>
@@ -532,89 +532,131 @@
               <w:jc w:val="left"/>
             </w:pPr>
             <w:r>
-              <w:t xml:space="preserve">Performance measurements executed</w:t>
-            </w:r>
-          </w:p>
-        </w:tc>
-        <w:tc>
-          <w:tcPr/>
-          <w:p>
-            <w:pPr>
-              <w:pStyle w:val="Compact"/>
-              <w:jc w:val="left"/>
-            </w:pPr>
-            <w:r>
-              <w:rPr>
-                <w:b/>
-                <w:bCs/>
-              </w:rPr>
-              <w:t xml:space="preserve">10</w:t>
-            </w:r>
-          </w:p>
-        </w:tc>
-      </w:tr>
-      <w:tr>
-        <w:tc>
-          <w:tcPr/>
-          <w:p>
-            <w:pPr>
-              <w:pStyle w:val="Compact"/>
-              <w:jc w:val="left"/>
-            </w:pPr>
-            <w:r>
-              <w:t xml:space="preserve">Security probes executed</w:t>
-            </w:r>
-          </w:p>
-        </w:tc>
-        <w:tc>
-          <w:tcPr/>
-          <w:p>
-            <w:pPr>
-              <w:pStyle w:val="Compact"/>
-              <w:jc w:val="left"/>
-            </w:pPr>
-            <w:r>
-              <w:rPr>
-                <w:b/>
-                <w:bCs/>
-              </w:rPr>
-              <w:t xml:space="preserve">9</w:t>
+              <w:t xml:space="preserve">Static analysis checks</w:t>
+            </w:r>
+          </w:p>
+        </w:tc>
+        <w:tc>
+          <w:tcPr/>
+          <w:p>
+            <w:pPr>
+              <w:pStyle w:val="Compact"/>
+              <w:jc w:val="left"/>
+            </w:pPr>
+            <w:r>
+              <w:rPr>
+                <w:b/>
+                <w:bCs/>
+              </w:rPr>
+              <w:t xml:space="preserve">1</w:t>
             </w:r>
             <w:r>
               <w:t xml:space="preserve"> </w:t>
             </w:r>
             <w:r>
-              <w:t xml:space="preserve">(4 pass, 5 fail)</w:t>
-            </w:r>
-          </w:p>
-        </w:tc>
-      </w:tr>
-      <w:tr>
-        <w:tc>
-          <w:tcPr/>
-          <w:p>
-            <w:pPr>
-              <w:pStyle w:val="Compact"/>
-              <w:jc w:val="left"/>
-            </w:pPr>
-            <w:r>
-              <w:t xml:space="preserve">Manual functional / system / UAT cases specified</w:t>
-            </w:r>
-          </w:p>
-        </w:tc>
-        <w:tc>
-          <w:tcPr/>
-          <w:p>
-            <w:pPr>
-              <w:pStyle w:val="Compact"/>
-              <w:jc w:val="left"/>
-            </w:pPr>
-            <w:r>
-              <w:rPr>
-                <w:b/>
-                <w:bCs/>
-              </w:rPr>
-              <w:t xml:space="preserve">27</w:t>
+              <w:t xml:space="preserve">(passing)</w:t>
+            </w:r>
+          </w:p>
+        </w:tc>
+      </w:tr>
+      <w:tr>
+        <w:tc>
+          <w:tcPr/>
+          <w:p>
+            <w:pPr>
+              <w:pStyle w:val="Compact"/>
+              <w:jc w:val="left"/>
+            </w:pPr>
+            <w:r>
+              <w:t xml:space="preserve">Performance test cases</w:t>
+            </w:r>
+          </w:p>
+        </w:tc>
+        <w:tc>
+          <w:tcPr/>
+          <w:p>
+            <w:pPr>
+              <w:pStyle w:val="Compact"/>
+              <w:jc w:val="left"/>
+            </w:pPr>
+            <w:r>
+              <w:rPr>
+                <w:b/>
+                <w:bCs/>
+              </w:rPr>
+              <w:t xml:space="preserve">3</w:t>
+            </w:r>
+            <w:r>
+              <w:t xml:space="preserve"> </w:t>
+            </w:r>
+            <w:r>
+              <w:t xml:space="preserve">(all within budget, comprising 14 measurements)</w:t>
+            </w:r>
+          </w:p>
+        </w:tc>
+      </w:tr>
+      <w:tr>
+        <w:tc>
+          <w:tcPr/>
+          <w:p>
+            <w:pPr>
+              <w:pStyle w:val="Compact"/>
+              <w:jc w:val="left"/>
+            </w:pPr>
+            <w:r>
+              <w:t xml:space="preserve">Security test cases</w:t>
+            </w:r>
+          </w:p>
+        </w:tc>
+        <w:tc>
+          <w:tcPr/>
+          <w:p>
+            <w:pPr>
+              <w:pStyle w:val="Compact"/>
+              <w:jc w:val="left"/>
+            </w:pPr>
+            <w:r>
+              <w:rPr>
+                <w:b/>
+                <w:bCs/>
+              </w:rPr>
+              <w:t xml:space="preserve">14</w:t>
+            </w:r>
+            <w:r>
+              <w:t xml:space="preserve"> </w:t>
+            </w:r>
+            <w:r>
+              <w:t xml:space="preserve">— 9 executed probes + 5 inspection checks (9 pass, 5 fail)</w:t>
+            </w:r>
+          </w:p>
+        </w:tc>
+      </w:tr>
+      <w:tr>
+        <w:tc>
+          <w:tcPr/>
+          <w:p>
+            <w:pPr>
+              <w:pStyle w:val="Compact"/>
+              <w:jc w:val="left"/>
+            </w:pPr>
+            <w:r>
+              <w:t xml:space="preserve">Manual integration / system / UAT cases</w:t>
+            </w:r>
+          </w:p>
+        </w:tc>
+        <w:tc>
+          <w:tcPr/>
+          <w:p>
+            <w:pPr>
+              <w:pStyle w:val="Compact"/>
+              <w:jc w:val="left"/>
+            </w:pPr>
+            <w:r>
+              <w:rPr>
+                <w:b/>
+                <w:bCs/>
+              </w:rPr>
+              <w:t xml:space="preserve">32</w:t>
             </w:r>
           </w:p>
         </w:tc>
@@ -644,7 +686,7 @@
                 <w:b/>
                 <w:bCs/>
               </w:rPr>
-              <w:t xml:space="preserve">7</w:t>
+              <w:t xml:space="preserve">8</w:t>
             </w:r>
           </w:p>
         </w:tc>
@@ -674,7 +716,7 @@
                 <w:b/>
                 <w:bCs/>
               </w:rPr>
-              <w:t xml:space="preserve">2</w:t>
+              <w:t xml:space="preserve">3</w:t>
             </w:r>
           </w:p>
         </w:tc>
@@ -718,19 +760,19 @@
               <w:jc w:val="left"/>
             </w:pPr>
             <w:r>
-              <w:t xml:space="preserve">Requirements with at least one verifying test</w:t>
-            </w:r>
-          </w:p>
-        </w:tc>
-        <w:tc>
-          <w:tcPr/>
-          <w:p>
-            <w:pPr>
-              <w:pStyle w:val="Compact"/>
-              <w:jc w:val="left"/>
-            </w:pPr>
-            <w:r>
-              <w:t xml:space="preserve">58 of 61 (95%)</w:t>
+              <w:t xml:space="preserve">Requirements with at least one executed test</w:t>
+            </w:r>
+          </w:p>
+        </w:tc>
+        <w:tc>
+          <w:tcPr/>
+          <w:p>
+            <w:pPr>
+              <w:pStyle w:val="Compact"/>
+              <w:jc w:val="left"/>
+            </w:pPr>
+            <w:r>
+              <w:t xml:space="preserve">81 of 89 (91%)</w:t>
             </w:r>
           </w:p>
         </w:tc>
@@ -14640,7 +14682,7 @@
         <w:t xml:space="preserve"> </w:t>
       </w:r>
       <w:r>
-        <w:t xml:space="preserve">3 Critical, 2 High, 2 Medium, plus 1 High closed during the phase.</w:t>
+        <w:t xml:space="preserve">of the 5 open defects, 3 are Critical (D-01, D-02, D-05) and 2 are High (D-03, D-04). Of the 3 closed during Phase 4, 1 was High (D-06) and 2 were Medium (D-07, D-08).</w:t>
       </w:r>
     </w:p>
     <w:p>

--- a/22424715_PulseTriage/Testing_Report.docx
+++ b/22424715_PulseTriage/Testing_Report.docx
@@ -373,33 +373,100 @@
                 <w:b/>
                 <w:bCs/>
               </w:rPr>
-              <w:t xml:space="preserve">Build verified</w:t>
-            </w:r>
-          </w:p>
-        </w:tc>
-        <w:tc>
-          <w:tcPr/>
-          <w:p>
-            <w:pPr>
-              <w:pStyle w:val="Compact"/>
-              <w:jc w:val="left"/>
-            </w:pPr>
-            <w:r>
-              <w:t xml:space="preserve">Commit</w:t>
-            </w:r>
-            <w:r>
-              <w:t xml:space="preserve"> </w:t>
-            </w:r>
-            <w:r>
-              <w:rPr>
-                <w:rStyle w:val="VerbatimChar"/>
-              </w:rPr>
-              <w:t xml:space="preserve">000c32e</w:t>
+              <w:t xml:space="preserve">Live results captured against</w:t>
+            </w:r>
+          </w:p>
+        </w:tc>
+        <w:tc>
+          <w:tcPr/>
+          <w:p>
+            <w:pPr>
+              <w:pStyle w:val="Compact"/>
+              <w:jc w:val="left"/>
+            </w:pPr>
+            <w:r>
+              <w:t xml:space="preserve">The deployment as at 12 August 2026, 22:13 UTC</w:t>
+            </w:r>
+          </w:p>
+        </w:tc>
+      </w:tr>
+      <w:tr>
+        <w:tc>
+          <w:tcPr/>
+          <w:p>
+            <w:pPr>
+              <w:pStyle w:val="Compact"/>
+              <w:jc w:val="left"/>
+            </w:pPr>
+            <w:r>
+              <w:rPr>
+                <w:b/>
+                <w:bCs/>
+              </w:rPr>
+              <w:t xml:space="preserve">Local results captured against</w:t>
+            </w:r>
+          </w:p>
+        </w:tc>
+        <w:tc>
+          <w:tcPr/>
+          <w:p>
+            <w:pPr>
+              <w:pStyle w:val="Compact"/>
+              <w:jc w:val="left"/>
+            </w:pPr>
+            <w:r>
+              <w:t xml:space="preserve">The working tree including the D-03 and D-02 fixes</w:t>
             </w:r>
           </w:p>
         </w:tc>
       </w:tr>
     </w:tbl>
+    <w:p>
+      <w:pPr>
+        <w:pStyle w:val="BlockText"/>
+      </w:pPr>
+      <w:r>
+        <w:rPr>
+          <w:b/>
+          <w:bCs/>
+        </w:rPr>
+        <w:t xml:space="preserve">Note on build currency.</w:t>
+      </w:r>
+      <w:r>
+        <w:t xml:space="preserve"> </w:t>
+      </w:r>
+      <w:r>
+        <w:t xml:space="preserve">The security probes in §5 and the live measurements in §4.2 were captured against the deployment as it stood on 12 August 2026. The D-03 and D-02 remediations described in §8 were made after that capture and</w:t>
+      </w:r>
+      <w:r>
+        <w:t xml:space="preserve"> </w:t>
+      </w:r>
+      <w:r>
+        <w:rPr>
+          <w:b/>
+          <w:bCs/>
+        </w:rPr>
+        <w:t xml:space="preserve">must be committed and redeployed before the live application reflects them</w:t>
+      </w:r>
+      <w:r>
+        <w:t xml:space="preserve">. Re-run</w:t>
+      </w:r>
+      <w:r>
+        <w:t xml:space="preserve"> </w:t>
+      </w:r>
+      <w:r>
+        <w:rPr>
+          <w:rStyle w:val="VerbatimChar"/>
+        </w:rPr>
+        <w:t xml:space="preserve">node tests/security-probe.mjs</w:t>
+      </w:r>
+      <w:r>
+        <w:t xml:space="preserve"> </w:t>
+      </w:r>
+      <w:r>
+        <w:t xml:space="preserve">after redeployment to refresh §5.</w:t>
+      </w:r>
+    </w:p>
     <w:p>
       <w:r>
         <w:pict>
@@ -482,7 +549,7 @@
                 <w:b/>
                 <w:bCs/>
               </w:rPr>
-              <w:t xml:space="preserve">72</w:t>
+              <w:t xml:space="preserve">75</w:t>
             </w:r>
           </w:p>
         </w:tc>
@@ -512,7 +579,7 @@
                 <w:b/>
                 <w:bCs/>
               </w:rPr>
-              <w:t xml:space="preserve">22</w:t>
+              <w:t xml:space="preserve">24</w:t>
             </w:r>
             <w:r>
               <w:t xml:space="preserve"> </w:t>
@@ -620,13 +687,13 @@
                 <w:b/>
                 <w:bCs/>
               </w:rPr>
-              <w:t xml:space="preserve">14</w:t>
+              <w:t xml:space="preserve">15</w:t>
             </w:r>
             <w:r>
               <w:t xml:space="preserve"> </w:t>
             </w:r>
             <w:r>
-              <w:t xml:space="preserve">— 9 executed probes + 5 inspection checks (9 pass, 5 fail)</w:t>
+              <w:t xml:space="preserve">— 9 executed probes + 6 inspection checks (10 pass, 5 fail)</w:t>
             </w:r>
           </w:p>
         </w:tc>
@@ -716,37 +783,85 @@
                 <w:b/>
                 <w:bCs/>
               </w:rPr>
+              <w:t xml:space="preserve">4</w:t>
+            </w:r>
+            <w:r>
+              <w:t xml:space="preserve"> </w:t>
+            </w:r>
+            <w:r>
+              <w:t xml:space="preserve">(D-03, D-06, D-07, D-08)</w:t>
+            </w:r>
+          </w:p>
+        </w:tc>
+      </w:tr>
+      <w:tr>
+        <w:tc>
+          <w:tcPr/>
+          <w:p>
+            <w:pPr>
+              <w:pStyle w:val="Compact"/>
+              <w:jc w:val="left"/>
+            </w:pPr>
+            <w:r>
+              <w:t xml:space="preserve">Defects partially closed</w:t>
+            </w:r>
+          </w:p>
+        </w:tc>
+        <w:tc>
+          <w:tcPr/>
+          <w:p>
+            <w:pPr>
+              <w:pStyle w:val="Compact"/>
+              <w:jc w:val="left"/>
+            </w:pPr>
+            <w:r>
+              <w:rPr>
+                <w:b/>
+                <w:bCs/>
+              </w:rPr>
+              <w:t xml:space="preserve">1</w:t>
+            </w:r>
+            <w:r>
+              <w:t xml:space="preserve"> </w:t>
+            </w:r>
+            <w:r>
+              <w:t xml:space="preserve">(D-02 — code fixed; credential rotation outstanding)</w:t>
+            </w:r>
+          </w:p>
+        </w:tc>
+      </w:tr>
+      <w:tr>
+        <w:tc>
+          <w:tcPr/>
+          <w:p>
+            <w:pPr>
+              <w:pStyle w:val="Compact"/>
+              <w:jc w:val="left"/>
+            </w:pPr>
+            <w:r>
+              <w:t xml:space="preserve">Defects open and tracked as technical debt</w:t>
+            </w:r>
+          </w:p>
+        </w:tc>
+        <w:tc>
+          <w:tcPr/>
+          <w:p>
+            <w:pPr>
+              <w:pStyle w:val="Compact"/>
+              <w:jc w:val="left"/>
+            </w:pPr>
+            <w:r>
+              <w:rPr>
+                <w:b/>
+                <w:bCs/>
+              </w:rPr>
               <w:t xml:space="preserve">3</w:t>
             </w:r>
-          </w:p>
-        </w:tc>
-      </w:tr>
-      <w:tr>
-        <w:tc>
-          <w:tcPr/>
-          <w:p>
-            <w:pPr>
-              <w:pStyle w:val="Compact"/>
-              <w:jc w:val="left"/>
-            </w:pPr>
-            <w:r>
-              <w:t xml:space="preserve">Defects open and tracked as technical debt</w:t>
-            </w:r>
-          </w:p>
-        </w:tc>
-        <w:tc>
-          <w:tcPr/>
-          <w:p>
-            <w:pPr>
-              <w:pStyle w:val="Compact"/>
-              <w:jc w:val="left"/>
-            </w:pPr>
-            <w:r>
-              <w:rPr>
-                <w:b/>
-                <w:bCs/>
-              </w:rPr>
-              <w:t xml:space="preserve">5</w:t>
+            <w:r>
+              <w:t xml:space="preserve"> </w:t>
+            </w:r>
+            <w:r>
+              <w:t xml:space="preserve">(D-01, D-04, D-05)</w:t>
             </w:r>
           </w:p>
         </w:tc>
@@ -806,7 +921,106 @@
         <w:t xml:space="preserve">fails five security probes</w:t>
       </w:r>
       <w:r>
-        <w:t xml:space="preserve">. The security failures are not surprises — they are the executable proof of the CRITICAL items already recorded in the Technical Debt Plan (TD-01, TD-02, TD-03, TD-13). They are reported here with full reproduction steps precisely because a testing report that reports only passes is not a testing report.</w:t>
+        <w:t xml:space="preserve">. The security failures are not surprises — they are the executable proof of the CRITICAL items already recorded in the Technical Debt Plan (TD-01, TD-03, TD-13). They are reported here with full reproduction steps precisely because a testing report that reports only passes is not a testing report.</w:t>
+      </w:r>
+    </w:p>
+    <w:p>
+      <w:pPr>
+        <w:pStyle w:val="BodyText"/>
+      </w:pPr>
+      <w:r>
+        <w:rPr>
+          <w:b/>
+          <w:bCs/>
+        </w:rPr>
+        <w:t xml:space="preserve">Since the first issue of this report, two defects have been acted upon.</w:t>
+      </w:r>
+      <w:r>
+        <w:t xml:space="preserve"> </w:t>
+      </w:r>
+      <w:r>
+        <w:t xml:space="preserve">D-03, the single defect with direct clinical consequence, is</w:t>
+      </w:r>
+      <w:r>
+        <w:t xml:space="preserve"> </w:t>
+      </w:r>
+      <w:r>
+        <w:rPr>
+          <w:b/>
+          <w:bCs/>
+        </w:rPr>
+        <w:t xml:space="preserve">closed</w:t>
+      </w:r>
+      <w:r>
+        <w:t xml:space="preserve">: two red flags shown to patients now escalate correctly, guarded by three permanent tests. D-02 is</w:t>
+      </w:r>
+      <w:r>
+        <w:t xml:space="preserve"> </w:t>
+      </w:r>
+      <w:r>
+        <w:rPr>
+          <w:b/>
+          <w:bCs/>
+        </w:rPr>
+        <w:t xml:space="preserve">partially closed</w:t>
+      </w:r>
+      <w:r>
+        <w:t xml:space="preserve">: the credential material has been removed from the working tree and a pre-commit scanner now blocks recurrence, but rotating the exposed credentials and purging Git history remain outstanding owner actions (§8.2). Investigating D-02 also revealed that the exposure was</w:t>
+      </w:r>
+      <w:r>
+        <w:t xml:space="preserve"> </w:t>
+      </w:r>
+      <w:r>
+        <w:rPr>
+          <w:b/>
+          <w:bCs/>
+        </w:rPr>
+        <w:t xml:space="preserve">wider than first reported</w:t>
+      </w:r>
+      <w:r>
+        <w:t xml:space="preserve"> </w:t>
+      </w:r>
+      <w:r>
+        <w:t xml:space="preserve">—</w:t>
+      </w:r>
+      <w:r>
+        <w:t xml:space="preserve"> </w:t>
+      </w:r>
+      <w:r>
+        <w:rPr>
+          <w:rStyle w:val="VerbatimChar"/>
+        </w:rPr>
+        <w:t xml:space="preserve">.env</w:t>
+      </w:r>
+      <w:r>
+        <w:t xml:space="preserve">, containing the database connection string, was tracked by Git because</w:t>
+      </w:r>
+      <w:r>
+        <w:t xml:space="preserve"> </w:t>
+      </w:r>
+      <w:r>
+        <w:rPr>
+          <w:rStyle w:val="VerbatimChar"/>
+        </w:rPr>
+        <w:t xml:space="preserve">.gitignore</w:t>
+      </w:r>
+      <w:r>
+        <w:t xml:space="preserve"> </w:t>
+      </w:r>
+      <w:r>
+        <w:t xml:space="preserve">covered only</w:t>
+      </w:r>
+      <w:r>
+        <w:t xml:space="preserve"> </w:t>
+      </w:r>
+      <w:r>
+        <w:rPr>
+          <w:rStyle w:val="VerbatimChar"/>
+        </w:rPr>
+        <w:t xml:space="preserve">.env*.local</w:t>
+      </w:r>
+      <w:r>
+        <w:t xml:space="preserve">.</w:t>
       </w:r>
     </w:p>
     <w:p>
@@ -2181,7 +2395,7 @@
         <w:t xml:space="preserve">src/lib/triage-engine.ts</w:t>
       </w:r>
       <w:r>
-        <w:t xml:space="preserve">. It was added during Phase 4 after review of the original suite revealed a significant weakness (defect D-06, §8).</w:t>
+        <w:t xml:space="preserve">. It was added during Phase 4 after review of the original suite revealed a significant weakness (defect D-06, §8). Three of its cases (TC-UNIT-03, TC-UNIT-13, TC-UNIT-14) were subsequently extended to close and permanently guard defect D-03.</w:t>
       </w:r>
     </w:p>
     <w:p>
@@ -2611,7 +2825,7 @@
               <w:jc w:val="left"/>
             </w:pPr>
             <w:r>
-              <w:t xml:space="preserve">Only 4 of 6 covered — 2 uncovered</w:t>
+              <w:t xml:space="preserve">All 6 covered</w:t>
             </w:r>
           </w:p>
         </w:tc>
@@ -2637,7 +2851,7 @@
                 <w:i/>
                 <w:iCs/>
               </w:rPr>
-              <w:t xml:space="preserve">(assertion documents the gap; see defect</w:t>
+              <w:t xml:space="preserve">(was 4 of 6 — see defect</w:t>
             </w:r>
             <w:r>
               <w:rPr>
@@ -2660,7 +2874,231 @@
                 <w:i/>
                 <w:iCs/>
               </w:rPr>
-              <w:t xml:space="preserve">)</w:t>
+              <w:t xml:space="preserve">, now closed)</w:t>
+            </w:r>
+          </w:p>
+        </w:tc>
+      </w:tr>
+      <w:tr>
+        <w:tc>
+          <w:tcPr/>
+          <w:p>
+            <w:pPr>
+              <w:pStyle w:val="Compact"/>
+              <w:jc w:val="left"/>
+            </w:pPr>
+            <w:r>
+              <w:rPr>
+                <w:b/>
+                <w:bCs/>
+              </w:rPr>
+              <w:t xml:space="preserve">TC-UNIT-13</w:t>
+            </w:r>
+          </w:p>
+        </w:tc>
+        <w:tc>
+          <w:tcPr/>
+          <w:p>
+            <w:pPr>
+              <w:pStyle w:val="Compact"/>
+              <w:jc w:val="left"/>
+            </w:pPr>
+            <w:r>
+              <w:t xml:space="preserve">FR-2.6</w:t>
+            </w:r>
+          </w:p>
+        </w:tc>
+        <w:tc>
+          <w:tcPr/>
+          <w:p>
+            <w:pPr>
+              <w:pStyle w:val="Compact"/>
+              <w:jc w:val="left"/>
+            </w:pPr>
+            <w:r>
+              <w:t xml:space="preserve">The two newly bound red flags each short-circuit on their own, at pain 2/10</w:t>
+            </w:r>
+          </w:p>
+        </w:tc>
+        <w:tc>
+          <w:tcPr/>
+          <w:p>
+            <w:pPr>
+              <w:pStyle w:val="Compact"/>
+              <w:jc w:val="left"/>
+            </w:pPr>
+            <w:r>
+              <w:rPr>
+                <w:rStyle w:val="VerbatimChar"/>
+              </w:rPr>
+              <w:t xml:space="preserve">EMERGENCY</w:t>
+            </w:r>
+            <w:r>
+              <w:t xml:space="preserve">, score 95, redirect true,</w:t>
+            </w:r>
+            <w:r>
+              <w:t xml:space="preserve"> </w:t>
+            </w:r>
+            <w:r>
+              <w:rPr>
+                <w:rStyle w:val="VerbatimChar"/>
+              </w:rPr>
+              <w:t xml:space="preserve">RULE-007</w:t>
+            </w:r>
+            <w:r>
+              <w:t xml:space="preserve"> </w:t>
+            </w:r>
+            <w:r>
+              <w:t xml:space="preserve">/</w:t>
+            </w:r>
+            <w:r>
+              <w:t xml:space="preserve"> </w:t>
+            </w:r>
+            <w:r>
+              <w:rPr>
+                <w:rStyle w:val="VerbatimChar"/>
+              </w:rPr>
+              <w:t xml:space="preserve">RULE-008</w:t>
+            </w:r>
+            <w:r>
+              <w:t xml:space="preserve"> </w:t>
+            </w:r>
+            <w:r>
+              <w:t xml:space="preserve">respectively</w:t>
+            </w:r>
+          </w:p>
+        </w:tc>
+        <w:tc>
+          <w:tcPr/>
+          <w:p>
+            <w:pPr>
+              <w:pStyle w:val="Compact"/>
+              <w:jc w:val="left"/>
+            </w:pPr>
+            <w:r>
+              <w:t xml:space="preserve">As expected for both</w:t>
+            </w:r>
+          </w:p>
+        </w:tc>
+        <w:tc>
+          <w:tcPr/>
+          <w:p>
+            <w:pPr>
+              <w:pStyle w:val="Compact"/>
+              <w:jc w:val="center"/>
+            </w:pPr>
+            <w:r>
+              <w:rPr>
+                <w:b/>
+                <w:bCs/>
+              </w:rPr>
+              <w:t xml:space="preserve">PASS</w:t>
+            </w:r>
+          </w:p>
+        </w:tc>
+      </w:tr>
+      <w:tr>
+        <w:tc>
+          <w:tcPr/>
+          <w:p>
+            <w:pPr>
+              <w:pStyle w:val="Compact"/>
+              <w:jc w:val="left"/>
+            </w:pPr>
+            <w:r>
+              <w:rPr>
+                <w:b/>
+                <w:bCs/>
+              </w:rPr>
+              <w:t xml:space="preserve">TC-UNIT-14</w:t>
+            </w:r>
+          </w:p>
+        </w:tc>
+        <w:tc>
+          <w:tcPr/>
+          <w:p>
+            <w:pPr>
+              <w:pStyle w:val="Compact"/>
+              <w:jc w:val="left"/>
+            </w:pPr>
+            <w:r>
+              <w:t xml:space="preserve">FR-2.11</w:t>
+            </w:r>
+          </w:p>
+        </w:tc>
+        <w:tc>
+          <w:tcPr/>
+          <w:p>
+            <w:pPr>
+              <w:pStyle w:val="Compact"/>
+              <w:jc w:val="left"/>
+            </w:pPr>
+            <w:r>
+              <w:t xml:space="preserve">The two new rules never win non-red-flag selection, at every severity 1–10</w:t>
+            </w:r>
+          </w:p>
+        </w:tc>
+        <w:tc>
+          <w:tcPr/>
+          <w:p>
+            <w:pPr>
+              <w:pStyle w:val="Compact"/>
+              <w:jc w:val="left"/>
+            </w:pPr>
+            <w:r>
+              <w:rPr>
+                <w:rStyle w:val="VerbatimChar"/>
+              </w:rPr>
+              <w:t xml:space="preserve">RULE-007</w:t>
+            </w:r>
+            <w:r>
+              <w:t xml:space="preserve"> </w:t>
+            </w:r>
+            <w:r>
+              <w:t xml:space="preserve">and</w:t>
+            </w:r>
+            <w:r>
+              <w:t xml:space="preserve"> </w:t>
+            </w:r>
+            <w:r>
+              <w:rPr>
+                <w:rStyle w:val="VerbatimChar"/>
+              </w:rPr>
+              <w:t xml:space="preserve">RULE-008</w:t>
+            </w:r>
+            <w:r>
+              <w:t xml:space="preserve"> </w:t>
+            </w:r>
+            <w:r>
+              <w:t xml:space="preserve">never selected without a red flag</w:t>
+            </w:r>
+          </w:p>
+        </w:tc>
+        <w:tc>
+          <w:tcPr/>
+          <w:p>
+            <w:pPr>
+              <w:pStyle w:val="Compact"/>
+              <w:jc w:val="left"/>
+            </w:pPr>
+            <w:r>
+              <w:t xml:space="preserve">Never selected</w:t>
+            </w:r>
+          </w:p>
+        </w:tc>
+        <w:tc>
+          <w:tcPr/>
+          <w:p>
+            <w:pPr>
+              <w:pStyle w:val="Compact"/>
+              <w:jc w:val="center"/>
+            </w:pPr>
+            <w:r>
+              <w:rPr>
+                <w:b/>
+                <w:bCs/>
+              </w:rPr>
+              <w:t xml:space="preserve">PASS</w:t>
             </w:r>
           </w:p>
         </w:tc>
@@ -3535,7 +3973,7 @@
         <w:rPr>
           <w:rStyle w:val="VerbatimChar"/>
         </w:rPr>
-        <w:t xml:space="preserve">✔ TC-UNIT-01 · FR-2.6 · red flag forces EMERGENCY, score 95 and booking suppression (11.5287ms)</w:t>
+        <w:t xml:space="preserve">✔ TC-UNIT-01 · FR-2.6 · red flag forces EMERGENCY, score 95 and booking suppression (9.3145ms)</w:t>
       </w:r>
       <w:r>
         <w:br/>
@@ -3544,7 +3982,7 @@
         <w:rPr>
           <w:rStyle w:val="VerbatimChar"/>
         </w:rPr>
-        <w:t xml:space="preserve">✔ TC-UNIT-02 · FR-2.6 · red flag overrides even a minimal-severity report (1.169ms)</w:t>
+        <w:t xml:space="preserve">✔ TC-UNIT-02 · FR-2.6 · red flag overrides even a minimal-severity report (0.788ms)</w:t>
       </w:r>
       <w:r>
         <w:br/>
@@ -3553,7 +3991,7 @@
         <w:rPr>
           <w:rStyle w:val="VerbatimChar"/>
         </w:rPr>
-        <w:t xml:space="preserve">✔ TC-UNIT-03 · FR-2.6 · every published critical red flag is covered by an EMERGENCY rule (1.0098ms)</w:t>
+        <w:t xml:space="preserve">✔ TC-UNIT-03 · FR-2.6 · every published critical red flag is bound to an EMERGENCY rule (0.9057ms)</w:t>
       </w:r>
       <w:r>
         <w:br/>
@@ -3562,7 +4000,7 @@
         <w:rPr>
           <w:rStyle w:val="VerbatimChar"/>
         </w:rPr>
-        <w:t xml:space="preserve">✔ TC-UNIT-04 · FR-2.2/FR-2.5 · score = severity×8 + acute-onset bonus, clamped to 0..100 (0.833ms)</w:t>
+        <w:t xml:space="preserve">✔ TC-UNIT-13 · FR-2.6 · each newly bound red flag short-circuits on its own (1.1053ms)</w:t>
       </w:r>
       <w:r>
         <w:br/>
@@ -3571,7 +4009,7 @@
         <w:rPr>
           <w:rStyle w:val="VerbatimChar"/>
         </w:rPr>
-        <w:t xml:space="preserve">✔ TC-UNIT-05 · FR-2.4 · banding thresholds 80 / 60 / 35 are applied (2.3866ms)</w:t>
+        <w:t xml:space="preserve">✔ TC-UNIT-14 · FR-2.11 · the D-03 rules do not disturb existing rule selection (2.269ms)</w:t>
       </w:r>
       <w:r>
         <w:br/>
@@ -3580,7 +4018,7 @@
         <w:rPr>
           <w:rStyle w:val="VerbatimChar"/>
         </w:rPr>
-        <w:t xml:space="preserve">✔ TC-UNIT-06 · FR-2.2 · a non-critical red flag contributes +10 per flag (1.2909ms)</w:t>
+        <w:t xml:space="preserve">✔ TC-UNIT-04 · FR-2.2/FR-2.5 · score = severity×8 + acute-onset bonus, clamped to 0..100 (0.7357ms)</w:t>
       </w:r>
       <w:r>
         <w:br/>
@@ -3589,7 +4027,7 @@
         <w:rPr>
           <w:rStyle w:val="VerbatimChar"/>
         </w:rPr>
-        <w:t xml:space="preserve">✔ TC-UNIT-07 · FR-2.11 · the highest priority_weight rule wins when several match (0.8333ms)</w:t>
+        <w:t xml:space="preserve">✔ TC-UNIT-05 · FR-2.4 · banding thresholds 80 / 60 / 35 are applied (1.3443ms)</w:t>
       </w:r>
       <w:r>
         <w:br/>
@@ -3598,7 +4036,7 @@
         <w:rPr>
           <w:rStyle w:val="VerbatimChar"/>
         </w:rPr>
-        <w:t xml:space="preserve">✔ TC-UNIT-08 · FR-2.10 · deactivating a rule removes it from consideration (1.4868ms)</w:t>
+        <w:t xml:space="preserve">✔ TC-UNIT-06 · FR-2.2 · a non-critical red flag contributes +10 per flag (1.932ms)</w:t>
       </w:r>
       <w:r>
         <w:br/>
@@ -3607,7 +4045,7 @@
         <w:rPr>
           <w:rStyle w:val="VerbatimChar"/>
         </w:rPr>
-        <w:t xml:space="preserve">✔ TC-UNIT-09 · FR-2.7 · every symptom category maps to a recommended specialty (1.1099ms)</w:t>
+        <w:t xml:space="preserve">✔ TC-UNIT-07 · FR-2.11 · the highest priority_weight rule wins when several match (1.0114ms)</w:t>
       </w:r>
       <w:r>
         <w:br/>
@@ -3616,7 +4054,7 @@
         <w:rPr>
           <w:rStyle w:val="VerbatimChar"/>
         </w:rPr>
-        <w:t xml:space="preserve">✔ TC-UNIT-10 · output contract holds for every urgency band (5.0064ms)</w:t>
+        <w:t xml:space="preserve">✔ TC-UNIT-08 · FR-2.10 · deactivating a rule removes it from consideration (1.2009ms)</w:t>
       </w:r>
       <w:r>
         <w:br/>
@@ -3625,7 +4063,7 @@
         <w:rPr>
           <w:rStyle w:val="VerbatimChar"/>
         </w:rPr>
-        <w:t xml:space="preserve">✔ TC-UNIT-11 · the persistence adapter preserves the engine verdict (4.4388ms)</w:t>
+        <w:t xml:space="preserve">✔ TC-UNIT-09 · FR-2.7 · every symptom category maps to a recommended specialty (0.691ms)</w:t>
       </w:r>
       <w:r>
         <w:br/>
@@ -3634,7 +4072,7 @@
         <w:rPr>
           <w:rStyle w:val="VerbatimChar"/>
         </w:rPr>
-        <w:t xml:space="preserve">✔ TC-UNIT-12 · evaluation is pure — identical input yields identical output (0.8058ms)</w:t>
+        <w:t xml:space="preserve">✔ TC-UNIT-10 · output contract holds for every urgency band (0.6965ms)</w:t>
       </w:r>
       <w:r>
         <w:br/>
@@ -3643,7 +4081,25 @@
         <w:rPr>
           <w:rStyle w:val="VerbatimChar"/>
         </w:rPr>
-        <w:t xml:space="preserve">ℹ tests 12</w:t>
+        <w:t xml:space="preserve">✔ TC-UNIT-11 · the persistence adapter preserves the engine verdict (5.3402ms)</w:t>
+      </w:r>
+      <w:r>
+        <w:br/>
+      </w:r>
+      <w:r>
+        <w:rPr>
+          <w:rStyle w:val="VerbatimChar"/>
+        </w:rPr>
+        <w:t xml:space="preserve">✔ TC-UNIT-12 · evaluation is pure — identical input yields identical output (0.9621ms)</w:t>
+      </w:r>
+      <w:r>
+        <w:br/>
+      </w:r>
+      <w:r>
+        <w:rPr>
+          <w:rStyle w:val="VerbatimChar"/>
+        </w:rPr>
+        <w:t xml:space="preserve">ℹ tests 14</w:t>
       </w:r>
       <w:r>
         <w:br/>
@@ -3661,7 +4117,7 @@
         <w:rPr>
           <w:rStyle w:val="VerbatimChar"/>
         </w:rPr>
-        <w:t xml:space="preserve">ℹ pass 12</w:t>
+        <w:t xml:space="preserve">ℹ pass 14</w:t>
       </w:r>
       <w:r>
         <w:br/>
@@ -3679,7 +4135,7 @@
         <w:rPr>
           <w:rStyle w:val="VerbatimChar"/>
         </w:rPr>
-        <w:t xml:space="preserve">ℹ duration_ms 1378.5777</w:t>
+        <w:t xml:space="preserve">ℹ duration_ms 1771.1799</w:t>
       </w:r>
     </w:p>
     <w:p>
@@ -8354,7 +8810,22 @@
               <w:jc w:val="left"/>
             </w:pPr>
             <w:r>
-              <w:t xml:space="preserve">No secret committed to the repository</w:t>
+              <w:t xml:space="preserve">No secret in the working tree —</w:t>
+            </w:r>
+            <w:r>
+              <w:t xml:space="preserve"> </w:t>
+            </w:r>
+            <w:r>
+              <w:rPr>
+                <w:rStyle w:val="VerbatimChar"/>
+              </w:rPr>
+              <w:t xml:space="preserve">npm run scan:secrets</w:t>
+            </w:r>
+            <w:r>
+              <w:t xml:space="preserve"> </w:t>
+            </w:r>
+            <w:r>
+              <w:t xml:space="preserve">over all tracked files</w:t>
             </w:r>
           </w:p>
         </w:tc>
@@ -8378,12 +8849,22 @@
               <w:jc w:val="left"/>
             </w:pPr>
             <w:r>
-              <w:t xml:space="preserve">A literal inference API key is present as a fallback in</w:t>
+              <w:rPr>
+                <w:b/>
+                <w:bCs/>
+              </w:rPr>
+              <w:t xml:space="preserve">Zero findings.</w:t>
             </w:r>
             <w:r>
               <w:t xml:space="preserve"> </w:t>
             </w:r>
             <w:r>
+              <w:t xml:space="preserve">Originally 3: a literal inference API key in</w:t>
+            </w:r>
+            <w:r>
+              <w:t xml:space="preserve"> </w:t>
+            </w:r>
+            <w:r>
               <w:rPr>
                 <w:rStyle w:val="VerbatimChar"/>
               </w:rPr>
@@ -8393,23 +8874,203 @@
               <w:t xml:space="preserve"> </w:t>
             </w:r>
             <w:r>
-              <w:t xml:space="preserve">and in Git history</w:t>
-            </w:r>
-          </w:p>
-        </w:tc>
-        <w:tc>
-          <w:tcPr/>
-          <w:p>
-            <w:pPr>
-              <w:pStyle w:val="Compact"/>
-              <w:jc w:val="center"/>
-            </w:pPr>
-            <w:r>
-              <w:rPr>
-                <w:b/>
-                <w:bCs/>
-              </w:rPr>
-              <w:t xml:space="preserve">FAIL</w:t>
+              <w:t xml:space="preserve">(two occurrences), a tracked</w:t>
+            </w:r>
+            <w:r>
+              <w:t xml:space="preserve"> </w:t>
+            </w:r>
+            <w:r>
+              <w:rPr>
+                <w:rStyle w:val="VerbatimChar"/>
+              </w:rPr>
+              <w:t xml:space="preserve">.env</w:t>
+            </w:r>
+            <w:r>
+              <w:t xml:space="preserve"> </w:t>
+            </w:r>
+            <w:r>
+              <w:t xml:space="preserve">holding the database connection string, and a placeholder credential fallback in</w:t>
+            </w:r>
+            <w:r>
+              <w:t xml:space="preserve"> </w:t>
+            </w:r>
+            <w:r>
+              <w:rPr>
+                <w:rStyle w:val="VerbatimChar"/>
+              </w:rPr>
+              <w:t xml:space="preserve">src/lib/supabase/client.ts</w:t>
+            </w:r>
+            <w:r>
+              <w:t xml:space="preserve">. All removed</w:t>
+            </w:r>
+          </w:p>
+        </w:tc>
+        <w:tc>
+          <w:tcPr/>
+          <w:p>
+            <w:pPr>
+              <w:pStyle w:val="Compact"/>
+              <w:jc w:val="center"/>
+            </w:pPr>
+            <w:r>
+              <w:rPr>
+                <w:b/>
+                <w:bCs/>
+              </w:rPr>
+              <w:t xml:space="preserve">PASS</w:t>
+            </w:r>
+            <w:r>
+              <w:t xml:space="preserve"> </w:t>
+            </w:r>
+            <w:r>
+              <w:rPr>
+                <w:i/>
+                <w:iCs/>
+              </w:rPr>
+              <w:t xml:space="preserve">(working tree only — see TC-SEC-11)</w:t>
+            </w:r>
+          </w:p>
+        </w:tc>
+      </w:tr>
+      <w:tr>
+        <w:tc>
+          <w:tcPr/>
+          <w:p>
+            <w:pPr>
+              <w:pStyle w:val="Compact"/>
+              <w:jc w:val="left"/>
+            </w:pPr>
+            <w:r>
+              <w:rPr>
+                <w:b/>
+                <w:bCs/>
+              </w:rPr>
+              <w:t xml:space="preserve">TC-SEC-11</w:t>
+            </w:r>
+          </w:p>
+        </w:tc>
+        <w:tc>
+          <w:tcPr/>
+          <w:p>
+            <w:pPr>
+              <w:pStyle w:val="Compact"/>
+              <w:jc w:val="left"/>
+            </w:pPr>
+            <w:r>
+              <w:t xml:space="preserve">NFR-7</w:t>
+            </w:r>
+          </w:p>
+        </w:tc>
+        <w:tc>
+          <w:tcPr/>
+          <w:p>
+            <w:pPr>
+              <w:pStyle w:val="Compact"/>
+              <w:jc w:val="left"/>
+            </w:pPr>
+            <w:r>
+              <w:t xml:space="preserve">No secret in</w:t>
+            </w:r>
+            <w:r>
+              <w:t xml:space="preserve"> </w:t>
+            </w:r>
+            <w:r>
+              <w:rPr>
+                <w:b/>
+                <w:bCs/>
+              </w:rPr>
+              <w:t xml:space="preserve">Git history</w:t>
+            </w:r>
+          </w:p>
+        </w:tc>
+        <w:tc>
+          <w:tcPr/>
+          <w:p>
+            <w:pPr>
+              <w:pStyle w:val="Compact"/>
+              <w:jc w:val="left"/>
+            </w:pPr>
+            <w:r>
+              <w:t xml:space="preserve">Zero findings</w:t>
+            </w:r>
+          </w:p>
+        </w:tc>
+        <w:tc>
+          <w:tcPr/>
+          <w:p>
+            <w:pPr>
+              <w:pStyle w:val="Compact"/>
+              <w:jc w:val="left"/>
+            </w:pPr>
+            <w:r>
+              <w:t xml:space="preserve">The inference key remains in commits</w:t>
+            </w:r>
+            <w:r>
+              <w:t xml:space="preserve"> </w:t>
+            </w:r>
+            <w:r>
+              <w:rPr>
+                <w:rStyle w:val="VerbatimChar"/>
+              </w:rPr>
+              <w:t xml:space="preserve">e693d7d</w:t>
+            </w:r>
+            <w:r>
+              <w:t xml:space="preserve"> </w:t>
+            </w:r>
+            <w:r>
+              <w:t xml:space="preserve">and</w:t>
+            </w:r>
+            <w:r>
+              <w:t xml:space="preserve"> </w:t>
+            </w:r>
+            <w:r>
+              <w:rPr>
+                <w:rStyle w:val="VerbatimChar"/>
+              </w:rPr>
+              <w:t xml:space="preserve">5ea42ee</w:t>
+            </w:r>
+            <w:r>
+              <w:t xml:space="preserve">; the database connection string remains in</w:t>
+            </w:r>
+            <w:r>
+              <w:t xml:space="preserve"> </w:t>
+            </w:r>
+            <w:r>
+              <w:rPr>
+                <w:rStyle w:val="VerbatimChar"/>
+              </w:rPr>
+              <w:t xml:space="preserve">e693d7d</w:t>
+            </w:r>
+            <w:r>
+              <w:t xml:space="preserve"> </w:t>
+            </w:r>
+            <w:r>
+              <w:t xml:space="preserve">and</w:t>
+            </w:r>
+            <w:r>
+              <w:t xml:space="preserve"> </w:t>
+            </w:r>
+            <w:r>
+              <w:rPr>
+                <w:rStyle w:val="VerbatimChar"/>
+              </w:rPr>
+              <w:t xml:space="preserve">6278b76</w:t>
+            </w:r>
+          </w:p>
+        </w:tc>
+        <w:tc>
+          <w:tcPr/>
+          <w:p>
+            <w:pPr>
+              <w:pStyle w:val="Compact"/>
+              <w:jc w:val="center"/>
+            </w:pPr>
+            <w:r>
+              <w:rPr>
+                <w:b/>
+                <w:bCs/>
+              </w:rPr>
+              <w:t xml:space="preserve">FAIL — rotation and history purge outstanding, see D-02</w:t>
             </w:r>
           </w:p>
         </w:tc>
@@ -13633,7 +14294,7 @@
     </w:p>
     <w:bookmarkEnd w:id="35"/>
     <w:bookmarkEnd w:id="36"/>
-    <w:bookmarkStart w:id="38" w:name="X945cdf0c5e3abf8bc1b49616080bbbea996d1d0"/>
+    <w:bookmarkStart w:id="39" w:name="X945cdf0c5e3abf8bc1b49616080bbbea996d1d0"/>
     <w:p>
       <w:pPr>
         <w:pStyle w:val="Heading1"/>
@@ -13869,7 +14530,82 @@
               <w:jc w:val="left"/>
             </w:pPr>
             <w:r>
-              <w:t xml:space="preserve">Inference API key committed to source as a literal fallback</w:t>
+              <w:t xml:space="preserve">Credentials committed to source. Scope was wider than first reported: (a) an inference API key as a literal fallback in</w:t>
+            </w:r>
+            <w:r>
+              <w:t xml:space="preserve"> </w:t>
+            </w:r>
+            <w:r>
+              <w:rPr>
+                <w:rStyle w:val="VerbatimChar"/>
+              </w:rPr>
+              <w:t xml:space="preserve">src/lib/ai/ollama-client.ts</w:t>
+            </w:r>
+            <w:r>
+              <w:t xml:space="preserve"> </w:t>
+            </w:r>
+            <w:r>
+              <w:t xml:space="preserve">(two occurrences); (b)</w:t>
+            </w:r>
+            <w:r>
+              <w:t xml:space="preserve"> </w:t>
+            </w:r>
+            <w:r>
+              <w:rPr>
+                <w:rStyle w:val="VerbatimChar"/>
+                <w:b/>
+                <w:bCs/>
+              </w:rPr>
+              <w:t xml:space="preserve">.env</w:t>
+            </w:r>
+            <w:r>
+              <w:rPr>
+                <w:b/>
+                <w:bCs/>
+              </w:rPr>
+              <w:t xml:space="preserve">, containing the PostgreSQL connection string with its password, was tracked by Git</w:t>
+            </w:r>
+            <w:r>
+              <w:t xml:space="preserve"> </w:t>
+            </w:r>
+            <w:r>
+              <w:t xml:space="preserve">—</w:t>
+            </w:r>
+            <w:r>
+              <w:t xml:space="preserve"> </w:t>
+            </w:r>
+            <w:r>
+              <w:rPr>
+                <w:rStyle w:val="VerbatimChar"/>
+              </w:rPr>
+              <w:t xml:space="preserve">.gitignore</w:t>
+            </w:r>
+            <w:r>
+              <w:t xml:space="preserve"> </w:t>
+            </w:r>
+            <w:r>
+              <w:t xml:space="preserve">covered only</w:t>
+            </w:r>
+            <w:r>
+              <w:t xml:space="preserve"> </w:t>
+            </w:r>
+            <w:r>
+              <w:rPr>
+                <w:rStyle w:val="VerbatimChar"/>
+              </w:rPr>
+              <w:t xml:space="preserve">.env*.local</w:t>
+            </w:r>
+            <w:r>
+              <w:t xml:space="preserve">; (c) a placeholder credential fallback in</w:t>
+            </w:r>
+            <w:r>
+              <w:t xml:space="preserve"> </w:t>
+            </w:r>
+            <w:r>
+              <w:rPr>
+                <w:rStyle w:val="VerbatimChar"/>
+              </w:rPr>
+              <w:t xml:space="preserve">src/lib/supabase/client.ts</w:t>
             </w:r>
           </w:p>
         </w:tc>
@@ -13913,19 +14649,120 @@
                 <w:b/>
                 <w:bCs/>
               </w:rPr>
-              <w:t xml:space="preserve">OPEN</w:t>
-            </w:r>
-          </w:p>
-        </w:tc>
-        <w:tc>
-          <w:tcPr/>
-          <w:p>
-            <w:pPr>
-              <w:pStyle w:val="Compact"/>
-              <w:jc w:val="left"/>
-            </w:pPr>
-            <w:r>
-              <w:t xml:space="preserve">Revoke and rotate the key; remove the fallback and fail fast; purge Git history; add pre-commit secret scanning</w:t>
+              <w:t xml:space="preserve">PARTIALLY CLOSED</w:t>
+            </w:r>
+          </w:p>
+        </w:tc>
+        <w:tc>
+          <w:tcPr/>
+          <w:p>
+            <w:pPr>
+              <w:pStyle w:val="Compact"/>
+              <w:jc w:val="left"/>
+            </w:pPr>
+            <w:r>
+              <w:rPr>
+                <w:b/>
+                <w:bCs/>
+              </w:rPr>
+              <w:t xml:space="preserve">Done:</w:t>
+            </w:r>
+            <w:r>
+              <w:t xml:space="preserve"> </w:t>
+            </w:r>
+            <w:r>
+              <w:t xml:space="preserve">all three removed from the working tree;</w:t>
+            </w:r>
+            <w:r>
+              <w:t xml:space="preserve"> </w:t>
+            </w:r>
+            <w:r>
+              <w:rPr>
+                <w:rStyle w:val="VerbatimChar"/>
+              </w:rPr>
+              <w:t xml:space="preserve">.env</w:t>
+            </w:r>
+            <w:r>
+              <w:t xml:space="preserve"> </w:t>
+            </w:r>
+            <w:r>
+              <w:t xml:space="preserve">untracked;</w:t>
+            </w:r>
+            <w:r>
+              <w:t xml:space="preserve"> </w:t>
+            </w:r>
+            <w:r>
+              <w:rPr>
+                <w:rStyle w:val="VerbatimChar"/>
+              </w:rPr>
+              <w:t xml:space="preserve">.gitignore</w:t>
+            </w:r>
+            <w:r>
+              <w:t xml:space="preserve"> </w:t>
+            </w:r>
+            <w:r>
+              <w:t xml:space="preserve">corrected;</w:t>
+            </w:r>
+            <w:r>
+              <w:t xml:space="preserve"> </w:t>
+            </w:r>
+            <w:r>
+              <w:rPr>
+                <w:rStyle w:val="VerbatimChar"/>
+              </w:rPr>
+              <w:t xml:space="preserve">.env.example</w:t>
+            </w:r>
+            <w:r>
+              <w:t xml:space="preserve"> </w:t>
+            </w:r>
+            <w:r>
+              <w:t xml:space="preserve">documents every variable;</w:t>
+            </w:r>
+            <w:r>
+              <w:t xml:space="preserve"> </w:t>
+            </w:r>
+            <w:r>
+              <w:rPr>
+                <w:rStyle w:val="VerbatimChar"/>
+              </w:rPr>
+              <w:t xml:space="preserve">scripts/scan-secrets.mjs</w:t>
+            </w:r>
+            <w:r>
+              <w:t xml:space="preserve"> </w:t>
+            </w:r>
+            <w:r>
+              <w:t xml:space="preserve">added and wired to a</w:t>
+            </w:r>
+            <w:r>
+              <w:t xml:space="preserve"> </w:t>
+            </w:r>
+            <w:r>
+              <w:rPr>
+                <w:rStyle w:val="VerbatimChar"/>
+              </w:rPr>
+              <w:t xml:space="preserve">.githooks/pre-commit</w:t>
+            </w:r>
+            <w:r>
+              <w:t xml:space="preserve"> </w:t>
+            </w:r>
+            <w:r>
+              <w:t xml:space="preserve">hook; full-tree scan now clean.</w:t>
+            </w:r>
+            <w:r>
+              <w:t xml:space="preserve"> </w:t>
+            </w:r>
+            <w:r>
+              <w:rPr>
+                <w:b/>
+                <w:bCs/>
+              </w:rPr>
+              <w:t xml:space="preserve">Outstanding (owner action):</w:t>
+            </w:r>
+            <w:r>
+              <w:t xml:space="preserve"> </w:t>
+            </w:r>
+            <w:r>
+              <w:t xml:space="preserve">rotate both credentials and purge Git history — see §8.2</w:t>
             </w:r>
           </w:p>
         </w:tc>
@@ -13967,7 +14804,7 @@
               <w:jc w:val="left"/>
             </w:pPr>
             <w:r>
-              <w:t xml:space="preserve">Two published critical red flags — "High fever (&gt; 39.5 °C) with neck stiffness" and "Uncontrolled or heavy bleeding" — are presented to patients but are not bound to any</w:t>
+              <w:t xml:space="preserve">Two published critical red flags — "High fever (&gt; 39.5 °C) with neck stiffness" and "Uncontrolled or heavy bleeding" — were presented to patients by the intake wizard but were not bound to any</w:t>
             </w:r>
             <w:r>
               <w:t xml:space="preserve"> </w:t>
@@ -13982,7 +14819,7 @@
               <w:t xml:space="preserve"> </w:t>
             </w:r>
             <w:r>
-              <w:t xml:space="preserve">rule, so they contribute only +10 to the score instead of short-circuiting</w:t>
+              <w:t xml:space="preserve">rule, so they contributed only +10 to the score instead of short-circuiting</w:t>
             </w:r>
           </w:p>
         </w:tc>
@@ -14026,19 +14863,19 @@
                 <w:b/>
                 <w:bCs/>
               </w:rPr>
-              <w:t xml:space="preserve">OPEN</w:t>
-            </w:r>
-          </w:p>
-        </w:tc>
-        <w:tc>
-          <w:tcPr/>
-          <w:p>
-            <w:pPr>
-              <w:pStyle w:val="Compact"/>
-              <w:jc w:val="left"/>
-            </w:pPr>
-            <w:r>
-              <w:t xml:space="preserve">Add</w:t>
+              <w:t xml:space="preserve">CLOSED</w:t>
+            </w:r>
+          </w:p>
+        </w:tc>
+        <w:tc>
+          <w:tcPr/>
+          <w:p>
+            <w:pPr>
+              <w:pStyle w:val="Compact"/>
+              <w:jc w:val="left"/>
+            </w:pPr>
+            <w:r>
+              <w:t xml:space="preserve">Added</w:t>
             </w:r>
             <w:r>
               <w:t xml:space="preserve"> </w:t>
@@ -14047,25 +14884,95 @@
               <w:rPr>
                 <w:rStyle w:val="VerbatimChar"/>
               </w:rPr>
+              <w:t xml:space="preserve">RULE-007</w:t>
+            </w:r>
+            <w:r>
+              <w:t xml:space="preserve"> </w:t>
+            </w:r>
+            <w:r>
+              <w:t xml:space="preserve">(suspected meningitis) and</w:t>
+            </w:r>
+            <w:r>
+              <w:t xml:space="preserve"> </w:t>
+            </w:r>
+            <w:r>
+              <w:rPr>
+                <w:rStyle w:val="VerbatimChar"/>
+              </w:rPr>
+              <w:t xml:space="preserve">RULE-008</w:t>
+            </w:r>
+            <w:r>
+              <w:t xml:space="preserve"> </w:t>
+            </w:r>
+            <w:r>
+              <w:t xml:space="preserve">(haemorrhage) to</w:t>
+            </w:r>
+            <w:r>
+              <w:t xml:space="preserve"> </w:t>
+            </w:r>
+            <w:r>
+              <w:rPr>
+                <w:rStyle w:val="VerbatimChar"/>
+              </w:rPr>
+              <w:t xml:space="preserve">INITIAL_TRIAGE_RULES</w:t>
+            </w:r>
+            <w:r>
+              <w:t xml:space="preserve">, both</w:t>
+            </w:r>
+            <w:r>
+              <w:t xml:space="preserve"> </w:t>
+            </w:r>
+            <w:r>
+              <w:rPr>
+                <w:rStyle w:val="VerbatimChar"/>
+              </w:rPr>
               <w:t xml:space="preserve">EMERGENCY</w:t>
             </w:r>
             <w:r>
               <w:t xml:space="preserve"> </w:t>
             </w:r>
             <w:r>
-              <w:t xml:space="preserve">rules for suspected meningitis and for haemorrhage; add a permanent test asserting that every published red flag is bound to a rule</w:t>
-            </w:r>
-          </w:p>
-        </w:tc>
-        <w:tc>
-          <w:tcPr/>
-          <w:p>
-            <w:pPr>
-              <w:pStyle w:val="Compact"/>
-              <w:jc w:val="left"/>
-            </w:pPr>
-            <w:r>
-              <w:t xml:space="preserve">TD-04</w:t>
+              <w:t xml:space="preserve">with the corresponding</w:t>
+            </w:r>
+            <w:r>
+              <w:t xml:space="preserve"> </w:t>
+            </w:r>
+            <w:r>
+              <w:rPr>
+                <w:rStyle w:val="VerbatimChar"/>
+              </w:rPr>
+              <w:t xml:space="preserve">red_flags_required</w:t>
+            </w:r>
+            <w:r>
+              <w:t xml:space="preserve">. TC-UNIT-03 inverted to assert</w:t>
+            </w:r>
+            <w:r>
+              <w:t xml:space="preserve"> </w:t>
+            </w:r>
+            <w:r>
+              <w:rPr>
+                <w:b/>
+                <w:bCs/>
+              </w:rPr>
+              <w:t xml:space="preserve">zero</w:t>
+            </w:r>
+            <w:r>
+              <w:t xml:space="preserve"> </w:t>
+            </w:r>
+            <w:r>
+              <w:t xml:space="preserve">uncovered flags and retained as a permanent regression barrier; TC-UNIT-13 verifies each new flag escalates independently at pain 2/10; TC-UNIT-14 verifies neither new rule disturbs existing non-red-flag selection at any severity</w:t>
+            </w:r>
+          </w:p>
+        </w:tc>
+        <w:tc>
+          <w:tcPr/>
+          <w:p>
+            <w:pPr>
+              <w:pStyle w:val="Compact"/>
+              <w:jc w:val="left"/>
+            </w:pPr>
+            <w:r>
+              <w:t xml:space="preserve">—</w:t>
             </w:r>
           </w:p>
         </w:tc>
@@ -14682,7 +15589,7 @@
         <w:t xml:space="preserve"> </w:t>
       </w:r>
       <w:r>
-        <w:t xml:space="preserve">of the 5 open defects, 3 are Critical (D-01, D-02, D-05) and 2 are High (D-03, D-04). Of the 3 closed during Phase 4, 1 was High (D-06) and 2 were Medium (D-07, D-08).</w:t>
+        <w:t xml:space="preserve">of the 3 fully open defects, 2 are Critical (D-01, D-05) and 1 is High (D-04). D-02 is Critical and partially closed. Of the 4 closed, 2 were High (D-03, D-06) and 2 were Medium (D-07, D-08).</w:t>
       </w:r>
     </w:p>
     <w:p>
@@ -14768,7 +15675,7 @@
         <w:t xml:space="preserve"> </w:t>
       </w:r>
       <w:r>
-        <w:t xml:space="preserve">It is the only defect with direct</w:t>
+        <w:t xml:space="preserve">It was the only defect with direct</w:t>
       </w:r>
       <w:r>
         <w:t xml:space="preserve"> </w:t>
@@ -14784,7 +15691,7 @@
         <w:t xml:space="preserve"> </w:t>
       </w:r>
       <w:r>
-        <w:t xml:space="preserve">consequence: a patient reporting suspected meningitis or uncontrolled bleeding is shown a red flag that implies the system takes it seriously, and the system then does not escalate. It was found only because TC-UNIT-03 was written to assert a</w:t>
+        <w:t xml:space="preserve">consequence: a patient reporting suspected meningitis or uncontrolled bleeding was shown a red flag implying the system took it seriously, and the system then did not escalate. It was found only because TC-UNIT-03 was written to assert a</w:t>
       </w:r>
       <w:r>
         <w:t xml:space="preserve"> </w:t>
@@ -14804,15 +15711,446 @@
       </w:r>
     </w:p>
     <w:p>
+      <w:pPr>
+        <w:pStyle w:val="BodyText"/>
+      </w:pPr>
+      <w:r>
+        <w:t xml:space="preserve">It has since been</w:t>
+      </w:r>
+      <w:r>
+        <w:t xml:space="preserve"> </w:t>
+      </w:r>
+      <w:r>
+        <w:rPr>
+          <w:b/>
+          <w:bCs/>
+        </w:rPr>
+        <w:t xml:space="preserve">closed</w:t>
+      </w:r>
+      <w:r>
+        <w:t xml:space="preserve">, and the manner of the fix matters as much as the fix. The same property assertion that found the defect was inverted to demand zero uncovered flags and kept in the suite, so the defect cannot silently reappear if a future rule is deactivated or a seventh red flag is added to the wizard without a matching rule. TC-UNIT-14 was added alongside it because the new rules carry high priority weights and could otherwise have hijacked ordinary non-emergency rule selection — a fix that introduces a subtler regression than the defect it closes is not a fix.</w:t>
+      </w:r>
+    </w:p>
+    <w:bookmarkEnd w:id="37"/>
+    <w:bookmarkStart w:id="38" w:name="X26e32f5a76e8957aa86eb7c02f614d39459f58a"/>
+    <w:p>
+      <w:pPr>
+        <w:pStyle w:val="Heading2"/>
+      </w:pPr>
+      <w:r>
+        <w:t xml:space="preserve">8.2 D-02 — Outstanding Owner Action</w:t>
+      </w:r>
+    </w:p>
+    <w:p>
+      <w:pPr>
+        <w:pStyle w:val="FirstParagraph"/>
+      </w:pPr>
+      <w:r>
+        <w:t xml:space="preserve">The engineering half of D-02 is complete and verified: the working tree scans clean,</w:t>
+      </w:r>
+      <w:r>
+        <w:t xml:space="preserve"> </w:t>
+      </w:r>
+      <w:r>
+        <w:rPr>
+          <w:rStyle w:val="VerbatimChar"/>
+        </w:rPr>
+        <w:t xml:space="preserve">.env</w:t>
+      </w:r>
+      <w:r>
+        <w:t xml:space="preserve"> </w:t>
+      </w:r>
+      <w:r>
+        <w:t xml:space="preserve">is untracked, and a pre-commit hook now blocks recurrence.</w:t>
+      </w:r>
+      <w:r>
+        <w:t xml:space="preserve"> </w:t>
+      </w:r>
+      <w:r>
+        <w:rPr>
+          <w:b/>
+          <w:bCs/>
+        </w:rPr>
+        <w:t xml:space="preserve">The credential half is not, and cannot be closed from the codebase</w:t>
+      </w:r>
+      <w:r>
+        <w:t xml:space="preserve">, because deleting a secret from source does not remove it from history:</w:t>
+      </w:r>
+    </w:p>
+    <w:tbl>
+      <w:tblPr>
+        <w:tblStyle w:val="Table"/>
+        <w:tblW w:type="auto" w:w="0"/>
+        <w:tblLook w:firstRow="1" w:lastRow="0" w:firstColumn="0" w:lastColumn="0" w:noHBand="0" w:noVBand="0" w:val="0020"/>
+      </w:tblPr>
+      <w:tblGrid>
+        <w:gridCol w:w="2640"/>
+        <w:gridCol w:w="2640"/>
+        <w:gridCol w:w="2640"/>
+      </w:tblGrid>
+      <w:tr>
+        <w:trPr>
+          <w:tblHeader w:val="on"/>
+        </w:trPr>
+        <w:tc>
+          <w:tcPr/>
+          <w:p>
+            <w:pPr>
+              <w:pStyle w:val="Compact"/>
+              <w:jc w:val="left"/>
+            </w:pPr>
+            <w:r>
+              <w:t xml:space="preserve">Action</w:t>
+            </w:r>
+          </w:p>
+        </w:tc>
+        <w:tc>
+          <w:tcPr/>
+          <w:p>
+            <w:pPr>
+              <w:pStyle w:val="Compact"/>
+              <w:jc w:val="center"/>
+            </w:pPr>
+            <w:r>
+              <w:t xml:space="preserve">Status</w:t>
+            </w:r>
+          </w:p>
+        </w:tc>
+        <w:tc>
+          <w:tcPr/>
+          <w:p>
+            <w:pPr>
+              <w:pStyle w:val="Compact"/>
+              <w:jc w:val="left"/>
+            </w:pPr>
+            <w:r>
+              <w:t xml:space="preserve">Note</w:t>
+            </w:r>
+          </w:p>
+        </w:tc>
+      </w:tr>
+      <w:tr>
+        <w:tc>
+          <w:tcPr/>
+          <w:p>
+            <w:pPr>
+              <w:pStyle w:val="Compact"/>
+              <w:jc w:val="left"/>
+            </w:pPr>
+            <w:r>
+              <w:t xml:space="preserve">Remove literals from the working tree</w:t>
+            </w:r>
+          </w:p>
+        </w:tc>
+        <w:tc>
+          <w:tcPr/>
+          <w:p>
+            <w:pPr>
+              <w:pStyle w:val="Compact"/>
+              <w:jc w:val="center"/>
+            </w:pPr>
+            <w:r>
+              <w:rPr>
+                <w:b/>
+                <w:bCs/>
+              </w:rPr>
+              <w:t xml:space="preserve">Done</w:t>
+            </w:r>
+          </w:p>
+        </w:tc>
+        <w:tc>
+          <w:tcPr/>
+          <w:p>
+            <w:pPr>
+              <w:pStyle w:val="Compact"/>
+              <w:jc w:val="left"/>
+            </w:pPr>
+            <w:r>
+              <w:t xml:space="preserve">Verified by TC-SEC-02</w:t>
+            </w:r>
+          </w:p>
+        </w:tc>
+      </w:tr>
+      <w:tr>
+        <w:tc>
+          <w:tcPr/>
+          <w:p>
+            <w:pPr>
+              <w:pStyle w:val="Compact"/>
+              <w:jc w:val="left"/>
+            </w:pPr>
+            <w:r>
+              <w:t xml:space="preserve">Untrack</w:t>
+            </w:r>
+            <w:r>
+              <w:t xml:space="preserve"> </w:t>
+            </w:r>
+            <w:r>
+              <w:rPr>
+                <w:rStyle w:val="VerbatimChar"/>
+              </w:rPr>
+              <w:t xml:space="preserve">.env</w:t>
+            </w:r>
+            <w:r>
+              <w:t xml:space="preserve">; correct</w:t>
+            </w:r>
+            <w:r>
+              <w:t xml:space="preserve"> </w:t>
+            </w:r>
+            <w:r>
+              <w:rPr>
+                <w:rStyle w:val="VerbatimChar"/>
+              </w:rPr>
+              <w:t xml:space="preserve">.gitignore</w:t>
+            </w:r>
+          </w:p>
+        </w:tc>
+        <w:tc>
+          <w:tcPr/>
+          <w:p>
+            <w:pPr>
+              <w:pStyle w:val="Compact"/>
+              <w:jc w:val="center"/>
+            </w:pPr>
+            <w:r>
+              <w:rPr>
+                <w:b/>
+                <w:bCs/>
+              </w:rPr>
+              <w:t xml:space="preserve">Done</w:t>
+            </w:r>
+          </w:p>
+        </w:tc>
+        <w:tc>
+          <w:tcPr/>
+          <w:p>
+            <w:pPr>
+              <w:pStyle w:val="Compact"/>
+              <w:jc w:val="left"/>
+            </w:pPr>
+            <w:r>
+              <w:t xml:space="preserve">Only</w:t>
+            </w:r>
+            <w:r>
+              <w:t xml:space="preserve"> </w:t>
+            </w:r>
+            <w:r>
+              <w:rPr>
+                <w:rStyle w:val="VerbatimChar"/>
+              </w:rPr>
+              <w:t xml:space="preserve">.env.example</w:t>
+            </w:r>
+            <w:r>
+              <w:t xml:space="preserve"> </w:t>
+            </w:r>
+            <w:r>
+              <w:t xml:space="preserve">remains tracked</w:t>
+            </w:r>
+          </w:p>
+        </w:tc>
+      </w:tr>
+      <w:tr>
+        <w:tc>
+          <w:tcPr/>
+          <w:p>
+            <w:pPr>
+              <w:pStyle w:val="Compact"/>
+              <w:jc w:val="left"/>
+            </w:pPr>
+            <w:r>
+              <w:t xml:space="preserve">Add secret scanning to the pre-commit hook</w:t>
+            </w:r>
+          </w:p>
+        </w:tc>
+        <w:tc>
+          <w:tcPr/>
+          <w:p>
+            <w:pPr>
+              <w:pStyle w:val="Compact"/>
+              <w:jc w:val="center"/>
+            </w:pPr>
+            <w:r>
+              <w:rPr>
+                <w:b/>
+                <w:bCs/>
+              </w:rPr>
+              <w:t xml:space="preserve">Done</w:t>
+            </w:r>
+          </w:p>
+        </w:tc>
+        <w:tc>
+          <w:tcPr/>
+          <w:p>
+            <w:pPr>
+              <w:pStyle w:val="Compact"/>
+              <w:jc w:val="left"/>
+            </w:pPr>
+            <w:r>
+              <w:rPr>
+                <w:rStyle w:val="VerbatimChar"/>
+              </w:rPr>
+              <w:t xml:space="preserve">npm run hooks:install</w:t>
+            </w:r>
+          </w:p>
+        </w:tc>
+      </w:tr>
+      <w:tr>
+        <w:tc>
+          <w:tcPr/>
+          <w:p>
+            <w:pPr>
+              <w:pStyle w:val="Compact"/>
+              <w:jc w:val="left"/>
+            </w:pPr>
+            <w:r>
+              <w:rPr>
+                <w:b/>
+                <w:bCs/>
+              </w:rPr>
+              <w:t xml:space="preserve">Rotate the Ollama inference API key</w:t>
+            </w:r>
+          </w:p>
+        </w:tc>
+        <w:tc>
+          <w:tcPr/>
+          <w:p>
+            <w:pPr>
+              <w:pStyle w:val="Compact"/>
+              <w:jc w:val="center"/>
+            </w:pPr>
+            <w:r>
+              <w:rPr>
+                <w:b/>
+                <w:bCs/>
+              </w:rPr>
+              <w:t xml:space="preserve">Outstanding</w:t>
+            </w:r>
+          </w:p>
+        </w:tc>
+        <w:tc>
+          <w:tcPr/>
+          <w:p>
+            <w:pPr>
+              <w:pStyle w:val="Compact"/>
+              <w:jc w:val="left"/>
+            </w:pPr>
+            <w:r>
+              <w:t xml:space="preserve">Requires the owner's provider account</w:t>
+            </w:r>
+          </w:p>
+        </w:tc>
+      </w:tr>
+      <w:tr>
+        <w:tc>
+          <w:tcPr/>
+          <w:p>
+            <w:pPr>
+              <w:pStyle w:val="Compact"/>
+              <w:jc w:val="left"/>
+            </w:pPr>
+            <w:r>
+              <w:rPr>
+                <w:b/>
+                <w:bCs/>
+              </w:rPr>
+              <w:t xml:space="preserve">Rotate the PostgreSQL credential</w:t>
+            </w:r>
+          </w:p>
+        </w:tc>
+        <w:tc>
+          <w:tcPr/>
+          <w:p>
+            <w:pPr>
+              <w:pStyle w:val="Compact"/>
+              <w:jc w:val="center"/>
+            </w:pPr>
+            <w:r>
+              <w:rPr>
+                <w:b/>
+                <w:bCs/>
+              </w:rPr>
+              <w:t xml:space="preserve">Outstanding</w:t>
+            </w:r>
+          </w:p>
+        </w:tc>
+        <w:tc>
+          <w:tcPr/>
+          <w:p>
+            <w:pPr>
+              <w:pStyle w:val="Compact"/>
+              <w:jc w:val="left"/>
+            </w:pPr>
+            <w:r>
+              <w:t xml:space="preserve">Requires the owner's database account</w:t>
+            </w:r>
+          </w:p>
+        </w:tc>
+      </w:tr>
+      <w:tr>
+        <w:tc>
+          <w:tcPr/>
+          <w:p>
+            <w:pPr>
+              <w:pStyle w:val="Compact"/>
+              <w:jc w:val="left"/>
+            </w:pPr>
+            <w:r>
+              <w:rPr>
+                <w:b/>
+                <w:bCs/>
+              </w:rPr>
+              <w:t xml:space="preserve">Purge both from Git history</w:t>
+            </w:r>
+          </w:p>
+        </w:tc>
+        <w:tc>
+          <w:tcPr/>
+          <w:p>
+            <w:pPr>
+              <w:pStyle w:val="Compact"/>
+              <w:jc w:val="center"/>
+            </w:pPr>
+            <w:r>
+              <w:rPr>
+                <w:b/>
+                <w:bCs/>
+              </w:rPr>
+              <w:t xml:space="preserve">Outstanding</w:t>
+            </w:r>
+          </w:p>
+        </w:tc>
+        <w:tc>
+          <w:tcPr/>
+          <w:p>
+            <w:pPr>
+              <w:pStyle w:val="Compact"/>
+              <w:jc w:val="left"/>
+            </w:pPr>
+            <w:r>
+              <w:t xml:space="preserve">Rewrites history on a public repository; the owner's decision</w:t>
+            </w:r>
+          </w:p>
+        </w:tc>
+      </w:tr>
+    </w:tbl>
+    <w:p>
+      <w:pPr>
+        <w:pStyle w:val="BodyText"/>
+      </w:pPr>
+      <w:r>
+        <w:t xml:space="preserve">Until the first two outstanding rows are complete, both credentials must be treated as compromised: the repository is public, and every commit remains retrievable.</w:t>
+      </w:r>
+    </w:p>
+    <w:p>
       <w:r>
         <w:pict>
           <v:rect style="width:0;height:1.5pt" o:hralign="center" o:hrstd="t" o:hr="t"/>
         </w:pict>
       </w:r>
     </w:p>
-    <w:bookmarkEnd w:id="37"/>
     <w:bookmarkEnd w:id="38"/>
-    <w:bookmarkStart w:id="39" w:name="Xcaa6433398fc9e160350ecd3ef15b0e42690869"/>
+    <w:bookmarkEnd w:id="39"/>
+    <w:bookmarkStart w:id="40" w:name="Xcaa6433398fc9e160350ecd3ef15b0e42690869"/>
     <w:p>
       <w:pPr>
         <w:pStyle w:val="Heading1"/>
@@ -15828,8 +17166,8 @@
         </w:pict>
       </w:r>
     </w:p>
-    <w:bookmarkEnd w:id="39"/>
-    <w:bookmarkStart w:id="42" w:name="X8c23dd561e14e84c9fbb1f3b8b4d9ef58ac6a2f"/>
+    <w:bookmarkEnd w:id="40"/>
+    <w:bookmarkStart w:id="43" w:name="X8c23dd561e14e84c9fbb1f3b8b4d9ef58ac6a2f"/>
     <w:p>
       <w:pPr>
         <w:pStyle w:val="Heading1"/>
@@ -15838,7 +17176,7 @@
         <w:t xml:space="preserve">10. Conclusions and Recommendations</w:t>
       </w:r>
     </w:p>
-    <w:bookmarkStart w:id="40" w:name="X8083711633871ca52b390fbee42cd25d07957d9"/>
+    <w:bookmarkStart w:id="41" w:name="X8083711633871ca52b390fbee42cd25d07957d9"/>
     <w:p>
       <w:pPr>
         <w:pStyle w:val="Heading2"/>
@@ -15866,7 +17204,7 @@
         <w:t xml:space="preserve"> </w:t>
       </w:r>
       <w:r>
-        <w:t xml:space="preserve">The rule engine passes twelve dedicated tests covering every band, both boundary directions, the red-flag short-circuit, priority resolution, purity and the output contract, and it does so four orders of magnitude inside its latency budget.</w:t>
+        <w:t xml:space="preserve">The rule engine passes fourteen dedicated tests covering every band, both boundary directions, the red-flag short-circuit, priority resolution, purity and the output contract, and it does so four orders of magnitude inside its latency budget. The one clinical defect it did contain (D-03) was found by the suite and is now closed and permanently guarded.</w:t>
       </w:r>
     </w:p>
     <w:p>
@@ -15951,8 +17289,8 @@
         <w:t xml:space="preserve">: D-03 (unescalated red flags), found only by property-based assertion; and D-06 (tests exercising a copy of the algorithm rather than the algorithm), found by reviewing the tests rather than by running them.</w:t>
       </w:r>
     </w:p>
-    <w:bookmarkEnd w:id="40"/>
-    <w:bookmarkStart w:id="41" w:name="X6dd56155a3ea6bb81dc104b44cc1bdaca9bb4af"/>
+    <w:bookmarkEnd w:id="41"/>
+    <w:bookmarkStart w:id="42" w:name="X6dd56155a3ea6bb81dc104b44cc1bdaca9bb4af"/>
     <w:p>
       <w:pPr>
         <w:pStyle w:val="Heading2"/>
@@ -16022,6 +17360,48 @@
               <w:jc w:val="center"/>
             </w:pPr>
             <w:r>
+              <w:t xml:space="preserve">0</w:t>
+            </w:r>
+          </w:p>
+        </w:tc>
+        <w:tc>
+          <w:tcPr/>
+          <w:p>
+            <w:pPr>
+              <w:pStyle w:val="Compact"/>
+              <w:jc w:val="left"/>
+            </w:pPr>
+            <w:r>
+              <w:rPr>
+                <w:b/>
+                <w:bCs/>
+              </w:rPr>
+              <w:t xml:space="preserve">Rotate the exposed inference and database credentials, then purge Git history</w:t>
+            </w:r>
+          </w:p>
+        </w:tc>
+        <w:tc>
+          <w:tcPr/>
+          <w:p>
+            <w:pPr>
+              <w:pStyle w:val="Compact"/>
+              <w:jc w:val="left"/>
+            </w:pPr>
+            <w:r>
+              <w:t xml:space="preserve">The engineering half of D-02 is closed but both credentials are still live in a public repository's history</w:t>
+            </w:r>
+          </w:p>
+        </w:tc>
+      </w:tr>
+      <w:tr>
+        <w:tc>
+          <w:tcPr/>
+          <w:p>
+            <w:pPr>
+              <w:pStyle w:val="Compact"/>
+              <w:jc w:val="center"/>
+            </w:pPr>
+            <w:r>
               <w:t xml:space="preserve">1</w:t>
             </w:r>
           </w:p>
@@ -16034,19 +17414,19 @@
               <w:jc w:val="left"/>
             </w:pPr>
             <w:r>
-              <w:t xml:space="preserve">Close D-01, D-02, D-05 and D-04 before any further feature work</w:t>
-            </w:r>
-          </w:p>
-        </w:tc>
-        <w:tc>
-          <w:tcPr/>
-          <w:p>
-            <w:pPr>
-              <w:pStyle w:val="Compact"/>
-              <w:jc w:val="left"/>
-            </w:pPr>
-            <w:r>
-              <w:t xml:space="preserve">Three Critical defects, one of which exposes clinical and financial data to anonymous callers</w:t>
+              <w:t xml:space="preserve">Close D-01, D-05 and D-04 before any further feature work</w:t>
+            </w:r>
+          </w:p>
+        </w:tc>
+        <w:tc>
+          <w:tcPr/>
+          <w:p>
+            <w:pPr>
+              <w:pStyle w:val="Compact"/>
+              <w:jc w:val="left"/>
+            </w:pPr>
+            <w:r>
+              <w:t xml:space="preserve">Two remaining Critical defects, one of which exposes clinical and financial data to anonymous callers</w:t>
             </w:r>
           </w:p>
         </w:tc>
@@ -16072,34 +17452,63 @@
               <w:jc w:val="left"/>
             </w:pPr>
             <w:r>
+              <w:rPr>
+                <w:strike/>
+              </w:rPr>
               <w:t xml:space="preserve">Close D-03 by binding every published red flag to an</w:t>
             </w:r>
             <w:r>
+              <w:rPr>
+                <w:strike/>
+              </w:rPr>
               <w:t xml:space="preserve"> </w:t>
             </w:r>
             <w:r>
               <w:rPr>
                 <w:rStyle w:val="VerbatimChar"/>
+                <w:strike/>
               </w:rPr>
               <w:t xml:space="preserve">EMERGENCY</w:t>
             </w:r>
             <w:r>
+              <w:rPr>
+                <w:strike/>
+              </w:rPr>
               <w:t xml:space="preserve"> </w:t>
             </w:r>
             <w:r>
+              <w:rPr>
+                <w:strike/>
+              </w:rPr>
               <w:t xml:space="preserve">rule</w:t>
             </w:r>
-          </w:p>
-        </w:tc>
-        <w:tc>
-          <w:tcPr/>
-          <w:p>
-            <w:pPr>
-              <w:pStyle w:val="Compact"/>
-              <w:jc w:val="left"/>
-            </w:pPr>
-            <w:r>
-              <w:t xml:space="preserve">The only defect with a direct clinical safety consequence</w:t>
+            <w:r>
+              <w:t xml:space="preserve"> </w:t>
+            </w:r>
+            <w:r>
+              <w:t xml:space="preserve">—</w:t>
+            </w:r>
+            <w:r>
+              <w:t xml:space="preserve"> </w:t>
+            </w:r>
+            <w:r>
+              <w:rPr>
+                <w:b/>
+                <w:bCs/>
+              </w:rPr>
+              <w:t xml:space="preserve">done</w:t>
+            </w:r>
+          </w:p>
+        </w:tc>
+        <w:tc>
+          <w:tcPr/>
+          <w:p>
+            <w:pPr>
+              <w:pStyle w:val="Compact"/>
+              <w:jc w:val="left"/>
+            </w:pPr>
+            <w:r>
+              <w:t xml:space="preserve">Was the only defect with a direct clinical safety consequence</w:t>
             </w:r>
           </w:p>
         </w:tc>
@@ -16317,9 +17726,9 @@
         </w:pict>
       </w:r>
     </w:p>
-    <w:bookmarkEnd w:id="41"/>
     <w:bookmarkEnd w:id="42"/>
-    <w:bookmarkStart w:id="43" w:name="X97d5c29dec3da2f4b112d63aca46b32721d829d"/>
+    <w:bookmarkEnd w:id="43"/>
+    <w:bookmarkStart w:id="44" w:name="X97d5c29dec3da2f4b112d63aca46b32721d829d"/>
     <w:p>
       <w:pPr>
         <w:pStyle w:val="Heading1"/>
@@ -16378,7 +17787,7 @@
         <w:rPr>
           <w:rStyle w:val="VerbatimChar"/>
         </w:rPr>
-        <w:t xml:space="preserve"># Suite A — production rule engine (12 cases)</w:t>
+        <w:t xml:space="preserve"># Suite A — production rule engine (14 cases)</w:t>
       </w:r>
       <w:r>
         <w:br/>
@@ -16388,6 +17797,48 @@
           <w:rStyle w:val="VerbatimChar"/>
         </w:rPr>
         <w:t xml:space="preserve">npm run test:unit</w:t>
+      </w:r>
+      <w:r>
+        <w:br/>
+      </w:r>
+      <w:r>
+        <w:br/>
+      </w:r>
+      <w:r>
+        <w:rPr>
+          <w:rStyle w:val="VerbatimChar"/>
+        </w:rPr>
+        <w:t xml:space="preserve"># Secret scan over every tracked file (TC-SEC-02)</w:t>
+      </w:r>
+      <w:r>
+        <w:br/>
+      </w:r>
+      <w:r>
+        <w:rPr>
+          <w:rStyle w:val="VerbatimChar"/>
+        </w:rPr>
+        <w:t xml:space="preserve">npm run scan:secrets</w:t>
+      </w:r>
+      <w:r>
+        <w:br/>
+      </w:r>
+      <w:r>
+        <w:br/>
+      </w:r>
+      <w:r>
+        <w:rPr>
+          <w:rStyle w:val="VerbatimChar"/>
+        </w:rPr>
+        <w:t xml:space="preserve"># Install the pre-commit secret-scanning hook (once per clone)</w:t>
+      </w:r>
+      <w:r>
+        <w:br/>
+      </w:r>
+      <w:r>
+        <w:rPr>
+          <w:rStyle w:val="VerbatimChar"/>
+        </w:rPr>
+        <w:t xml:space="preserve">npm run hooks:install</w:t>
       </w:r>
       <w:r>
         <w:br/>
@@ -16514,7 +17965,7 @@
         <w:t xml:space="preserve">End of Testing &amp; Quality Assurance Report.</w:t>
       </w:r>
     </w:p>
-    <w:bookmarkEnd w:id="43"/>
+    <w:bookmarkEnd w:id="44"/>
     <w:sectPr>
       <w:footnotePr>
         <w:numRestart w:val="eachSect"/>
